--- a/Volume 1/Chapter 03 - File Handling/SPA_Vol1_Ch3_Lesson3_18a_Logging_EXTENDED.docx
+++ b/Volume 1/Chapter 03 - File Handling/SPA_Vol1_Ch3_Lesson3_18a_Logging_EXTENDED.docx
@@ -852,7 +852,7 @@
         <w:keepNext/>
       </w:pPr>
       <w:r>
-        <w:t>Save each file from this lesson into the matching path in the project layout. As in Chapter 1, notepad .\rust\Cargo.toml creates and opens one: choose Yes, type the file, save it with Ctrl+S, and close Notepad. Then install forge-std, Foundry's standard library, into the Solidity project. Linux Assembly runs in WSL or on a Linux computer.</w:t>
+        <w:t>Next, let the tools create the Rust and Solidity projects. Remember, Cargo.toml describes the project: cargo init .\rust writes it, with a starter program, src\main.rs. This lesson's programs live in src\bin, one file per program, so Remove-Item deletes the starter. Remember, forge init makes the Solidity project: --no-git and --offline work as in Chapter 1, --empty leaves out forge's example contracts, and --force lets it fill the solidity folder, which already holds the empty folders made above.</w:t>
       </w:r>
     </w:p>
     <w:p>
@@ -866,6 +866,144 @@
         <w:keepNext/>
       </w:pPr>
       <w:r>
+        <w:t>cargo init .\rust --name app_log --vcs none</w:t>
+      </w:r>
+    </w:p>
+    <w:p>
+      <w:pPr>
+        <w:pStyle w:val="CommandBlock"/>
+        <w:keepNext/>
+      </w:pPr>
+      <w:r>
+        <w:t>Remove-Item .\rust\src\main.rs</w:t>
+      </w:r>
+    </w:p>
+    <w:p>
+      <w:pPr>
+        <w:pStyle w:val="CommandBlock"/>
+      </w:pPr>
+      <w:r>
+        <w:t>forge init .\solidity --empty --no-git --offline --force</w:t>
+      </w:r>
+    </w:p>
+    <w:p>
+      <w:pPr>
+        <w:keepNext/>
+      </w:pPr>
+    </w:p>
+    <w:p>
+      <w:r>
+        <w:t>Then type the Solidity project's settings over the foundry.toml that forge init wrote. foundry.toml is the same as in Lesson 3.4a: fs_permissions gives read-write access to the lesson folder, which appending to app.log and reading the other files need. notepad .\solidity\foundry.toml opens the file: replace its text with the file below, save it with Ctrl+S, and close Notepad.</w:t>
+      </w:r>
+    </w:p>
+    <w:p>
+      <w:pPr>
+        <w:keepNext/>
+      </w:pPr>
+    </w:p>
+    <w:p>
+      <w:pPr>
+        <w:pStyle w:val="Heading3"/>
+      </w:pPr>
+      <w:r>
+        <w:t>solidity/foundry.toml</w:t>
+      </w:r>
+    </w:p>
+    <w:p>
+      <w:pPr>
+        <w:pStyle w:val="SourceCode"/>
+        <w:keepNext/>
+      </w:pPr>
+      <w:r>
+        <w:t>[profile.default]</w:t>
+      </w:r>
+    </w:p>
+    <w:p>
+      <w:pPr>
+        <w:pStyle w:val="SourceCode"/>
+        <w:keepNext/>
+      </w:pPr>
+      <w:r>
+        <w:t># The scripts in script/ are the only Solidity sources in this project.</w:t>
+      </w:r>
+    </w:p>
+    <w:p>
+      <w:pPr>
+        <w:pStyle w:val="SourceCode"/>
+        <w:keepNext/>
+      </w:pPr>
+      <w:r>
+        <w:t>src = "script"</w:t>
+      </w:r>
+    </w:p>
+    <w:p>
+      <w:pPr>
+        <w:pStyle w:val="SourceCode"/>
+        <w:keepNext/>
+      </w:pPr>
+      <w:r>
+        <w:t># forge install puts forge-std in lib/.</w:t>
+      </w:r>
+    </w:p>
+    <w:p>
+      <w:pPr>
+        <w:pStyle w:val="SourceCode"/>
+        <w:keepNext/>
+      </w:pPr>
+      <w:r>
+        <w:t>libs = ["lib"]</w:t>
+      </w:r>
+    </w:p>
+    <w:p>
+      <w:pPr>
+        <w:pStyle w:val="SourceCode"/>
+        <w:keepNext/>
+      </w:pPr>
+      <w:r>
+        <w:t># The file cheatcodes may read and write only inside the lesson folder,</w:t>
+      </w:r>
+    </w:p>
+    <w:p>
+      <w:pPr>
+        <w:pStyle w:val="SourceCode"/>
+        <w:keepNext/>
+      </w:pPr>
+      <w:r>
+        <w:t># the folder above the project root ("../"), and nowhere else.</w:t>
+      </w:r>
+    </w:p>
+    <w:p>
+      <w:pPr>
+        <w:pStyle w:val="SourceCode"/>
+      </w:pPr>
+      <w:r>
+        <w:t>fs_permissions = [{ access = "read-write", path = "../" }]</w:t>
+      </w:r>
+    </w:p>
+    <w:p>
+      <w:pPr>
+        <w:keepNext/>
+      </w:pPr>
+    </w:p>
+    <w:p>
+      <w:pPr>
+        <w:keepNext/>
+      </w:pPr>
+      <w:r>
+        <w:t>Then install forge-std, Foundry's standard library, into the Solidity project. Linux Assembly runs in WSL or on a Linux computer.</w:t>
+      </w:r>
+    </w:p>
+    <w:p>
+      <w:pPr>
+        <w:keepNext/>
+      </w:pPr>
+    </w:p>
+    <w:p>
+      <w:pPr>
+        <w:pStyle w:val="CommandBlock"/>
+        <w:keepNext/>
+      </w:pPr>
+      <w:r>
         <w:t>Push-Location .\solidity</w:t>
       </w:r>
     </w:p>
@@ -892,6 +1030,16 @@
       </w:pPr>
     </w:p>
     <w:p>
+      <w:r>
+        <w:t>You save each source file in its language's section below, as each is shown. As in Chapter 1, notepad .\rust\src\bin\basic_app_log.rs creates and opens one: choose Yes, type the file, save it with Ctrl+S, and close Notepad.</w:t>
+      </w:r>
+    </w:p>
+    <w:p>
+      <w:pPr>
+        <w:keepNext/>
+      </w:pPr>
+    </w:p>
+    <w:p>
       <w:pPr>
         <w:keepNext/>
       </w:pPr>
@@ -953,7 +1101,7 @@
         <w:keepNext/>
       </w:pPr>
       <w:r>
-        <w:t>Save each file from this lesson into the matching path in the project layout. As in Chapter 1, nano ./rust/Cargo.toml creates and opens one: type the file, then save and close it with Ctrl+O, Enter, then Ctrl+X. Then install forge-std.</w:t>
+        <w:t>Then create the Rust and Solidity projects with the same commands as on Windows; rm deletes the starter main.rs.</w:t>
       </w:r>
     </w:p>
     <w:p>
@@ -964,6 +1112,50 @@
     <w:p>
       <w:pPr>
         <w:pStyle w:val="CommandBlock"/>
+        <w:keepNext/>
+      </w:pPr>
+      <w:r>
+        <w:t>cargo init ./rust --name app_log --vcs none</w:t>
+      </w:r>
+    </w:p>
+    <w:p>
+      <w:pPr>
+        <w:pStyle w:val="CommandBlock"/>
+        <w:keepNext/>
+      </w:pPr>
+      <w:r>
+        <w:t>rm ./rust/src/main.rs</w:t>
+      </w:r>
+    </w:p>
+    <w:p>
+      <w:pPr>
+        <w:pStyle w:val="CommandBlock"/>
+      </w:pPr>
+      <w:r>
+        <w:t>forge init ./solidity --empty --no-git --offline --force</w:t>
+      </w:r>
+    </w:p>
+    <w:p>
+      <w:pPr>
+        <w:keepNext/>
+      </w:pPr>
+    </w:p>
+    <w:p>
+      <w:pPr>
+        <w:keepNext/>
+      </w:pPr>
+      <w:r>
+        <w:t>Type solidity/foundry.toml exactly as shown in the Windows setup, over the file forge init wrote. Then install forge-std.</w:t>
+      </w:r>
+    </w:p>
+    <w:p>
+      <w:pPr>
+        <w:keepNext/>
+      </w:pPr>
+    </w:p>
+    <w:p>
+      <w:pPr>
+        <w:pStyle w:val="CommandBlock"/>
       </w:pPr>
       <w:r>
         <w:t>(cd ./solidity &amp;&amp; forge install foundry-rs/forge-std@v1.16.2 --no-git)</w:t>
@@ -975,6 +1167,16 @@
       </w:pPr>
     </w:p>
     <w:p>
+      <w:r>
+        <w:t>You save each source file in its language's section below, as each is shown. As in Chapter 1, nano ./rust/src/bin/basic_app_log.rs creates and opens one: type the file, then save and close it with Ctrl+O, Enter, then Ctrl+X.</w:t>
+      </w:r>
+    </w:p>
+    <w:p>
+      <w:pPr>
+        <w:keepNext/>
+      </w:pPr>
+    </w:p>
+    <w:p>
       <w:pPr>
         <w:keepNext/>
       </w:pPr>
@@ -21230,7 +21432,7 @@
     </w:p>
     <w:p>
       <w:r>
-        <w:t>Cargo.toml names this lesson's package, app_log, and its two programs; it needs no crates. foundry.toml is the same as in Lesson 3.4a: fs_permissions gives read-write access to the lesson folder, which appending to app.log and reading the other files need.</w:t>
+        <w:t>This is the file the setup commands wrote, shown here so you can check yours. Cargo.toml names this lesson's package, app_log, and its two programs; it needs no crates. cargo init does not write the comment lines, which are this lesson's notes about the file, and yours ends with an empty [dependencies] heading; the blank lines may differ.</w:t>
       </w:r>
     </w:p>
     <w:p>
@@ -21317,95 +21519,6 @@
       </w:pPr>
       <w:r>
         <w:t># library alone.</w:t>
-      </w:r>
-    </w:p>
-    <w:p>
-      <w:pPr>
-        <w:keepNext/>
-      </w:pPr>
-    </w:p>
-    <w:p>
-      <w:pPr>
-        <w:keepNext/>
-      </w:pPr>
-    </w:p>
-    <w:p>
-      <w:pPr>
-        <w:pStyle w:val="Heading2"/>
-      </w:pPr>
-      <w:r>
-        <w:t>solidity/foundry.toml</w:t>
-      </w:r>
-    </w:p>
-    <w:p>
-      <w:pPr>
-        <w:pStyle w:val="SourceCode"/>
-        <w:keepNext/>
-      </w:pPr>
-      <w:r>
-        <w:t>[profile.default]</w:t>
-      </w:r>
-    </w:p>
-    <w:p>
-      <w:pPr>
-        <w:pStyle w:val="SourceCode"/>
-        <w:keepNext/>
-      </w:pPr>
-      <w:r>
-        <w:t># The scripts in script/ are the only Solidity sources in this project.</w:t>
-      </w:r>
-    </w:p>
-    <w:p>
-      <w:pPr>
-        <w:pStyle w:val="SourceCode"/>
-        <w:keepNext/>
-      </w:pPr>
-      <w:r>
-        <w:t>src = "script"</w:t>
-      </w:r>
-    </w:p>
-    <w:p>
-      <w:pPr>
-        <w:pStyle w:val="SourceCode"/>
-        <w:keepNext/>
-      </w:pPr>
-      <w:r>
-        <w:t># forge install puts forge-std in lib/.</w:t>
-      </w:r>
-    </w:p>
-    <w:p>
-      <w:pPr>
-        <w:pStyle w:val="SourceCode"/>
-        <w:keepNext/>
-      </w:pPr>
-      <w:r>
-        <w:t>libs = ["lib"]</w:t>
-      </w:r>
-    </w:p>
-    <w:p>
-      <w:pPr>
-        <w:pStyle w:val="SourceCode"/>
-        <w:keepNext/>
-      </w:pPr>
-      <w:r>
-        <w:t># The file cheatcodes may read and write only inside the lesson folder,</w:t>
-      </w:r>
-    </w:p>
-    <w:p>
-      <w:pPr>
-        <w:pStyle w:val="SourceCode"/>
-        <w:keepNext/>
-      </w:pPr>
-      <w:r>
-        <w:t># the folder above the project root ("../"), and nowhere else.</w:t>
-      </w:r>
-    </w:p>
-    <w:p>
-      <w:pPr>
-        <w:pStyle w:val="SourceCode"/>
-      </w:pPr>
-      <w:r>
-        <w:t>fs_permissions = [{ access = "read-write", path = "../" }]</w:t>
       </w:r>
     </w:p>
     <w:p>
@@ -22552,31 +22665,31 @@
       </w:rPr>
     </w:lvl>
   </w:abstractNum>
-  <w:num w:numId="1" w16cid:durableId="962730254">
+  <w:num w:numId="1" w16cid:durableId="2146270072">
     <w:abstractNumId w:val="8"/>
   </w:num>
-  <w:num w:numId="2" w16cid:durableId="123541816">
+  <w:num w:numId="2" w16cid:durableId="565192147">
     <w:abstractNumId w:val="6"/>
   </w:num>
-  <w:num w:numId="3" w16cid:durableId="1229342359">
+  <w:num w:numId="3" w16cid:durableId="807208448">
     <w:abstractNumId w:val="5"/>
   </w:num>
-  <w:num w:numId="4" w16cid:durableId="2050059234">
+  <w:num w:numId="4" w16cid:durableId="513423109">
     <w:abstractNumId w:val="4"/>
   </w:num>
-  <w:num w:numId="5" w16cid:durableId="26566381">
+  <w:num w:numId="5" w16cid:durableId="752821774">
     <w:abstractNumId w:val="7"/>
   </w:num>
-  <w:num w:numId="6" w16cid:durableId="169493103">
+  <w:num w:numId="6" w16cid:durableId="956566402">
     <w:abstractNumId w:val="3"/>
   </w:num>
-  <w:num w:numId="7" w16cid:durableId="1092820555">
+  <w:num w:numId="7" w16cid:durableId="770903891">
     <w:abstractNumId w:val="2"/>
   </w:num>
-  <w:num w:numId="8" w16cid:durableId="1900824194">
+  <w:num w:numId="8" w16cid:durableId="273098653">
     <w:abstractNumId w:val="1"/>
   </w:num>
-  <w:num w:numId="9" w16cid:durableId="576669177">
+  <w:num w:numId="9" w16cid:durableId="783310224">
     <w:abstractNumId w:val="0"/>
   </w:num>
 </w:numbering>

--- a/Volume 1/Chapter 03 - File Handling/SPA_Vol1_Ch3_Lesson3_18a_Logging_EXTENDED.docx
+++ b/Volume 1/Chapter 03 - File Handling/SPA_Vol1_Ch3_Lesson3_18a_Logging_EXTENDED.docx
@@ -735,7 +735,11 @@
         <w:t>&lt;&lt;&lt;your $env:USERNAME&gt;&gt;&gt;</w:t>
       </w:r>
       <w:r>
-        <w:t>\spa, which PowerShell writes as $HOME\spa. Each folder below is a full path that starts with $HOME\spa, so the commands make the same folders from any folder you are in, and lesson-3.18-extended sits beside the other lessons. Set-Location then moves into the lesson folder, where the rest of the lesson runs.</w:t>
+        <w:t xml:space="preserve">\spa, which PowerShell writes as $HOME\spa. Each folder below is a full path that starts with $HOME\spa, so the commands make the same </w:t>
+      </w:r>
+      <w:r>
+        <w:lastRenderedPageBreak/>
+        <w:t>folders from any folder you are in, and lesson-3.18-extended sits beside the other lessons. Set-Location then moves into the lesson folder, where the rest of the lesson runs.</w:t>
       </w:r>
     </w:p>
     <w:p>
@@ -923,7 +927,7 @@
         <w:keepNext/>
       </w:pPr>
       <w:r>
-        <w:t>[profile.default]</w:t>
+        <w:t>[profile.default]  # Remember, the settings forge uses by default.</w:t>
       </w:r>
     </w:p>
     <w:p>
@@ -964,31 +968,31 @@
         <w:pStyle w:val="SourceCode"/>
       </w:pPr>
       <w:r>
-        <w:t># The file cheatcodes may read the two files in the lesson folder, the</w:t>
-      </w:r>
-    </w:p>
-    <w:p>
-      <w:pPr>
-        <w:pStyle w:val="SourceCode"/>
-      </w:pPr>
-      <w:r>
-        <w:t># folder above the project root ("../"), and read and write only app.log,</w:t>
-      </w:r>
-    </w:p>
-    <w:p>
-      <w:pPr>
-        <w:pStyle w:val="SourceCode"/>
-      </w:pPr>
-      <w:r>
-        <w:t># in the solidity folder, and no other file on the computer. The Exercise</w:t>
-      </w:r>
-    </w:p>
-    <w:p>
-      <w:pPr>
-        <w:pStyle w:val="SourceCode"/>
-      </w:pPr>
-      <w:r>
-        <w:t># adds one line here, for notes.txt.</w:t>
+        <w:t># The file cheatcodes may read only the files marked "read", in the lesson</w:t>
+      </w:r>
+    </w:p>
+    <w:p>
+      <w:pPr>
+        <w:pStyle w:val="SourceCode"/>
+      </w:pPr>
+      <w:r>
+        <w:t># folder, the folder above the project root ("../"), and read and write</w:t>
+      </w:r>
+    </w:p>
+    <w:p>
+      <w:pPr>
+        <w:pStyle w:val="SourceCode"/>
+      </w:pPr>
+      <w:r>
+        <w:t># only app.log, in the solidity folder: no other file on the computer.</w:t>
+      </w:r>
+    </w:p>
+    <w:p>
+      <w:pPr>
+        <w:pStyle w:val="SourceCode"/>
+      </w:pPr>
+      <w:r>
+        <w:t># The Exercise adds one more "read" line here, for notes.txt.</w:t>
       </w:r>
     </w:p>
     <w:p>
@@ -1467,31 +1471,31 @@
         <w:keepNext/>
       </w:pPr>
       <w:r>
-        <w:t>; Assembly has no logging tools of its own, so it logs the way the C</w:t>
-      </w:r>
-    </w:p>
-    <w:p>
-      <w:pPr>
-        <w:pStyle w:val="SourceCode"/>
-      </w:pPr>
-      <w:r>
-        <w:t>; version does, through the C library: _time64, _gmtime64, and strftime</w:t>
-      </w:r>
-    </w:p>
-    <w:p>
-      <w:pPr>
-        <w:pStyle w:val="SourceCode"/>
-      </w:pPr>
-      <w:r>
-        <w:t>; for the time (Lesson 2.12a), and fopen with "ab", fprintf, and fclose</w:t>
-      </w:r>
-    </w:p>
-    <w:p>
-      <w:pPr>
-        <w:pStyle w:val="SourceCode"/>
-      </w:pPr>
-      <w:r>
-        <w:t>; to append each line (Lesson 3.4a).</w:t>
+        <w:t>; Assembly has no logging tools of its own, so it logs as the C version</w:t>
+      </w:r>
+    </w:p>
+    <w:p>
+      <w:pPr>
+        <w:pStyle w:val="SourceCode"/>
+      </w:pPr>
+      <w:r>
+        <w:t>; does: _time64, _gmtime64, and strftime for the time (Lesson 2.12a), and</w:t>
+      </w:r>
+    </w:p>
+    <w:p>
+      <w:pPr>
+        <w:pStyle w:val="SourceCode"/>
+      </w:pPr>
+      <w:r>
+        <w:t>; fopen with "ab", fprintf, and fclose to append each line (Lesson 3.4a).</w:t>
+      </w:r>
+    </w:p>
+    <w:p>
+      <w:pPr>
+        <w:pStyle w:val="SourceCode"/>
+      </w:pPr>
+      <w:r>
+        <w:t>; Remember, extern names a C library function defined outside this file.</w:t>
       </w:r>
     </w:p>
     <w:p>
@@ -2562,31 +2566,31 @@
         <w:pStyle w:val="SourceCode"/>
       </w:pPr>
       <w:r>
-        <w:t>; Remember, the program starts at main; eax = 0 means success. rbx</w:t>
-      </w:r>
-    </w:p>
-    <w:p>
-      <w:pPr>
-        <w:pStyle w:val="SourceCode"/>
-      </w:pPr>
-      <w:r>
-        <w:t>; counts through the paths, r12 counts the failed reads, r13 keeps the</w:t>
-      </w:r>
-    </w:p>
-    <w:p>
-      <w:pPr>
-        <w:pStyle w:val="SourceCode"/>
-      </w:pPr>
-      <w:r>
-        <w:t>; current path, and r14 the file's handle. Four pushes plus sub rsp, 40</w:t>
-      </w:r>
-    </w:p>
-    <w:p>
-      <w:pPr>
-        <w:pStyle w:val="SourceCode"/>
-      </w:pPr>
-      <w:r>
-        <w:t>; keep the stack aligned.</w:t>
+        <w:t>; Remember, the program starts at main; eax = 0 means success, 1 failure.</w:t>
+      </w:r>
+    </w:p>
+    <w:p>
+      <w:pPr>
+        <w:pStyle w:val="SourceCode"/>
+      </w:pPr>
+      <w:r>
+        <w:t>; rbx counts through the paths, r12 counts the failed reads, r13 keeps</w:t>
+      </w:r>
+    </w:p>
+    <w:p>
+      <w:pPr>
+        <w:pStyle w:val="SourceCode"/>
+      </w:pPr>
+      <w:r>
+        <w:t>; the current path, and r14 the file's handle. Four pushes plus sub rsp,</w:t>
+      </w:r>
+    </w:p>
+    <w:p>
+      <w:pPr>
+        <w:pStyle w:val="SourceCode"/>
+      </w:pPr>
+      <w:r>
+        <w:t>; 40 keep the stack aligned.</w:t>
       </w:r>
     </w:p>
     <w:p>
@@ -2862,15 +2866,15 @@
         <w:pStyle w:val="SourceCode"/>
       </w:pPr>
       <w:r>
-        <w:t xml:space="preserve">    ; Remember, fread copies the file's text into memory. The Mini File</w:t>
-      </w:r>
-    </w:p>
-    <w:p>
-      <w:pPr>
-        <w:pStyle w:val="SourceCode"/>
-      </w:pPr>
-      <w:r>
-        <w:t xml:space="preserve">    ; Explorer would show it; here the log records that the read worked.</w:t>
+        <w:t xml:space="preserve">    ; Remember, fread, then a 0 at the end. The Mini File Explorer would</w:t>
+      </w:r>
+    </w:p>
+    <w:p>
+      <w:pPr>
+        <w:pStyle w:val="SourceCode"/>
+      </w:pPr>
+      <w:r>
+        <w:t xml:space="preserve">    ; show the text; here the log only records that the read worked.</w:t>
       </w:r>
     </w:p>
     <w:p>
@@ -3771,31 +3775,31 @@
         <w:keepNext/>
       </w:pPr>
       <w:r>
-        <w:t>; Assembly has no logging tools of its own, so it logs the way the C</w:t>
-      </w:r>
-    </w:p>
-    <w:p>
-      <w:pPr>
-        <w:pStyle w:val="SourceCode"/>
-      </w:pPr>
-      <w:r>
-        <w:t>; version does, through the C library: time, gmtime, and strftime for</w:t>
-      </w:r>
-    </w:p>
-    <w:p>
-      <w:pPr>
-        <w:pStyle w:val="SourceCode"/>
-      </w:pPr>
-      <w:r>
-        <w:t>; the time (Lesson 2.12a), and fopen with "ab", fprintf, and fclose to</w:t>
-      </w:r>
-    </w:p>
-    <w:p>
-      <w:pPr>
-        <w:pStyle w:val="SourceCode"/>
-      </w:pPr>
-      <w:r>
-        <w:t>; append each line (Lesson 3.4a).</w:t>
+        <w:t>; Assembly has no logging tools of its own, so it logs as the C version</w:t>
+      </w:r>
+    </w:p>
+    <w:p>
+      <w:pPr>
+        <w:pStyle w:val="SourceCode"/>
+      </w:pPr>
+      <w:r>
+        <w:t>; does: time, gmtime, and strftime for the time (Lesson 2.12a), and fopen</w:t>
+      </w:r>
+    </w:p>
+    <w:p>
+      <w:pPr>
+        <w:pStyle w:val="SourceCode"/>
+      </w:pPr>
+      <w:r>
+        <w:t>; with "ab", fprintf, and fclose to append each line (Lesson 3.4a).</w:t>
+      </w:r>
+    </w:p>
+    <w:p>
+      <w:pPr>
+        <w:pStyle w:val="SourceCode"/>
+      </w:pPr>
+      <w:r>
+        <w:t>; Remember, extern names a C library function defined outside this file.</w:t>
       </w:r>
     </w:p>
     <w:p>
@@ -4648,15 +4652,15 @@
         <w:pStyle w:val="SourceCode"/>
       </w:pPr>
       <w:r>
-        <w:t xml:space="preserve">    ; and eax = 0 before fprintf. Then fclose finishes saving: open,</w:t>
-      </w:r>
-    </w:p>
-    <w:p>
-      <w:pPr>
-        <w:pStyle w:val="SourceCode"/>
-      </w:pPr>
-      <w:r>
-        <w:t xml:space="preserve">    ; write, close.</w:t>
+        <w:t xml:space="preserve">    ; and eax = 0 says no xmm registers carry values. Then fclose finishes</w:t>
+      </w:r>
+    </w:p>
+    <w:p>
+      <w:pPr>
+        <w:pStyle w:val="SourceCode"/>
+      </w:pPr>
+      <w:r>
+        <w:t xml:space="preserve">    ; saving: open, write, close.</w:t>
       </w:r>
     </w:p>
     <w:p>
@@ -4842,31 +4846,31 @@
         <w:pStyle w:val="SourceCode"/>
       </w:pPr>
       <w:r>
-        <w:t>; Remember, the program starts at main; eax = 0 means success. rbx</w:t>
-      </w:r>
-    </w:p>
-    <w:p>
-      <w:pPr>
-        <w:pStyle w:val="SourceCode"/>
-      </w:pPr>
-      <w:r>
-        <w:t>; counts through the paths, r12 counts the failed reads, r13 keeps the</w:t>
-      </w:r>
-    </w:p>
-    <w:p>
-      <w:pPr>
-        <w:pStyle w:val="SourceCode"/>
-      </w:pPr>
-      <w:r>
-        <w:t>; current path, and r14 the file's handle. Four pushes plus sub rsp, 8</w:t>
-      </w:r>
-    </w:p>
-    <w:p>
-      <w:pPr>
-        <w:pStyle w:val="SourceCode"/>
-      </w:pPr>
-      <w:r>
-        <w:t>; keep the stack aligned.</w:t>
+        <w:t>; Remember, the program starts at main; eax = 0 means success, 1 failure.</w:t>
+      </w:r>
+    </w:p>
+    <w:p>
+      <w:pPr>
+        <w:pStyle w:val="SourceCode"/>
+      </w:pPr>
+      <w:r>
+        <w:t>; rbx counts through the paths, r12 counts the failed reads, r13 keeps</w:t>
+      </w:r>
+    </w:p>
+    <w:p>
+      <w:pPr>
+        <w:pStyle w:val="SourceCode"/>
+      </w:pPr>
+      <w:r>
+        <w:t>; the current path, and r14 the file's handle. Four pushes plus sub rsp,</w:t>
+      </w:r>
+    </w:p>
+    <w:p>
+      <w:pPr>
+        <w:pStyle w:val="SourceCode"/>
+      </w:pPr>
+      <w:r>
+        <w:t>; 8 keep the stack aligned.</w:t>
       </w:r>
     </w:p>
     <w:p>
@@ -5142,15 +5146,15 @@
         <w:pStyle w:val="SourceCode"/>
       </w:pPr>
       <w:r>
-        <w:t xml:space="preserve">    ; Remember, fread copies the file's text into memory. The Mini File</w:t>
-      </w:r>
-    </w:p>
-    <w:p>
-      <w:pPr>
-        <w:pStyle w:val="SourceCode"/>
-      </w:pPr>
-      <w:r>
-        <w:t xml:space="preserve">    ; Explorer would show it; here the log records that the read worked.</w:t>
+        <w:t xml:space="preserve">    ; Remember, fread, then a 0 at the end. The Mini File Explorer would</w:t>
+      </w:r>
+    </w:p>
+    <w:p>
+      <w:pPr>
+        <w:pStyle w:val="SourceCode"/>
+      </w:pPr>
+      <w:r>
+        <w:t xml:space="preserve">    ; show the text; here the log only records that the read worked.</w:t>
       </w:r>
     </w:p>
     <w:p>
@@ -5962,7 +5966,6 @@
     <w:p>
       <w:pPr>
         <w:pStyle w:val="SourceCode"/>
-        <w:keepNext/>
       </w:pPr>
       <w:r>
         <w:t xml:space="preserve">    pop r12</w:t>
@@ -5971,7 +5974,6 @@
     <w:p>
       <w:pPr>
         <w:pStyle w:val="SourceCode"/>
-        <w:keepNext/>
       </w:pPr>
       <w:r>
         <w:t xml:space="preserve">    pop rbx</w:t>
@@ -5980,6 +5982,7 @@
     <w:p>
       <w:pPr>
         <w:pStyle w:val="SourceCode"/>
+        <w:keepNext/>
       </w:pPr>
       <w:r>
         <w:t xml:space="preserve">    ret</w:t>
@@ -5987,6 +5990,29 @@
     </w:p>
     <w:p>
       <w:pPr>
+        <w:pStyle w:val="SourceCode"/>
+        <w:keepNext/>
+      </w:pPr>
+    </w:p>
+    <w:p>
+      <w:pPr>
+        <w:pStyle w:val="SourceCode"/>
+        <w:keepNext/>
+      </w:pPr>
+      <w:r>
+        <w:t>; Remember, this marks the stack as not executable, as Linux linkers expect.</w:t>
+      </w:r>
+    </w:p>
+    <w:p>
+      <w:pPr>
+        <w:pStyle w:val="SourceCode"/>
+      </w:pPr>
+      <w:r>
+        <w:t>section .note.GNU-stack noalloc noexec nowrite progbits</w:t>
+      </w:r>
+    </w:p>
+    <w:p>
+      <w:pPr>
         <w:keepNext/>
       </w:pPr>
     </w:p>
@@ -6501,23 +6527,23 @@
         <w:keepNext/>
       </w:pPr>
       <w:r>
-        <w:t>; Remember, Assembly logs through the C library: _time64, _gmtime64, and</w:t>
-      </w:r>
-    </w:p>
-    <w:p>
-      <w:pPr>
-        <w:pStyle w:val="SourceCode"/>
-      </w:pPr>
-      <w:r>
-        <w:t>; strftime for the time, and fopen with "ab", fprintf, and fclose to</w:t>
-      </w:r>
-    </w:p>
-    <w:p>
-      <w:pPr>
-        <w:pStyle w:val="SourceCode"/>
-      </w:pPr>
-      <w:r>
-        <w:t>; append each line.</w:t>
+        <w:t>; Remember, extern names the C library functions Assembly logs through:</w:t>
+      </w:r>
+    </w:p>
+    <w:p>
+      <w:pPr>
+        <w:pStyle w:val="SourceCode"/>
+      </w:pPr>
+      <w:r>
+        <w:t>; _time64, _gmtime64, and strftime for the time, and fopen with "ab",</w:t>
+      </w:r>
+    </w:p>
+    <w:p>
+      <w:pPr>
+        <w:pStyle w:val="SourceCode"/>
+      </w:pPr>
+      <w:r>
+        <w:t>; fprintf, and fclose to append each line.</w:t>
       </w:r>
     </w:p>
     <w:p>
@@ -7740,7 +7766,7 @@
         <w:pStyle w:val="SourceCode"/>
       </w:pPr>
       <w:r>
-        <w:t>; Remember, fread copies the bytes, ferror reports a failed read, and</w:t>
+        <w:t>; Remember, fread, then a 0 at the end; ferror reports a failed read, and</w:t>
       </w:r>
     </w:p>
     <w:p>
@@ -9169,23 +9195,23 @@
         <w:keepNext/>
       </w:pPr>
       <w:r>
-        <w:t>; Remember, Assembly logs through the C library: time, gmtime, and</w:t>
-      </w:r>
-    </w:p>
-    <w:p>
-      <w:pPr>
-        <w:pStyle w:val="SourceCode"/>
-      </w:pPr>
-      <w:r>
-        <w:t>; strftime for the time, and fopen with "ab", fprintf, and fclose to</w:t>
-      </w:r>
-    </w:p>
-    <w:p>
-      <w:pPr>
-        <w:pStyle w:val="SourceCode"/>
-      </w:pPr>
-      <w:r>
-        <w:t>; append each line.</w:t>
+        <w:t>; Remember, extern names the C library functions Assembly logs through:</w:t>
+      </w:r>
+    </w:p>
+    <w:p>
+      <w:pPr>
+        <w:pStyle w:val="SourceCode"/>
+      </w:pPr>
+      <w:r>
+        <w:t>; time, gmtime, and strftime for the time, and fopen with "ab", fprintf,</w:t>
+      </w:r>
+    </w:p>
+    <w:p>
+      <w:pPr>
+        <w:pStyle w:val="SourceCode"/>
+      </w:pPr>
+      <w:r>
+        <w:t>; and fclose to append each line.</w:t>
       </w:r>
     </w:p>
     <w:p>
@@ -10384,7 +10410,7 @@
         <w:pStyle w:val="SourceCode"/>
       </w:pPr>
       <w:r>
-        <w:t>; Remember, fread copies the bytes, ferror reports a failed read, and</w:t>
+        <w:t>; Remember, fread, then a 0 at the end; ferror reports a failed read, and</w:t>
       </w:r>
     </w:p>
     <w:p>
@@ -11715,7 +11741,6 @@
     <w:p>
       <w:pPr>
         <w:pStyle w:val="SourceCode"/>
-        <w:keepNext/>
       </w:pPr>
       <w:r>
         <w:t xml:space="preserve">    pop r12</w:t>
@@ -11724,7 +11749,6 @@
     <w:p>
       <w:pPr>
         <w:pStyle w:val="SourceCode"/>
-        <w:keepNext/>
       </w:pPr>
       <w:r>
         <w:t xml:space="preserve">    pop rbx</w:t>
@@ -11733,6 +11757,7 @@
     <w:p>
       <w:pPr>
         <w:pStyle w:val="SourceCode"/>
+        <w:keepNext/>
       </w:pPr>
       <w:r>
         <w:t xml:space="preserve">    ret</w:t>
@@ -11740,6 +11765,29 @@
     </w:p>
     <w:p>
       <w:pPr>
+        <w:pStyle w:val="SourceCode"/>
+        <w:keepNext/>
+      </w:pPr>
+    </w:p>
+    <w:p>
+      <w:pPr>
+        <w:pStyle w:val="SourceCode"/>
+        <w:keepNext/>
+      </w:pPr>
+      <w:r>
+        <w:t>; Remember, this marks the stack as not executable, as Linux linkers expect.</w:t>
+      </w:r>
+    </w:p>
+    <w:p>
+      <w:pPr>
+        <w:pStyle w:val="SourceCode"/>
+      </w:pPr>
+      <w:r>
+        <w:t>section .note.GNU-stack noalloc noexec nowrite progbits</w:t>
+      </w:r>
+    </w:p>
+    <w:p>
+      <w:pPr>
         <w:keepNext/>
       </w:pPr>
     </w:p>
@@ -12901,7 +12949,7 @@
         <w:pStyle w:val="SourceCode"/>
       </w:pPr>
       <w:r>
-        <w:t xml:space="preserve">    // time, which is what a log needs: here it is no trap, but the point.</w:t>
+        <w:t xml:space="preserve">    // time, which is what a log needs: a trap in Lesson 3.4a, the point here.</w:t>
       </w:r>
     </w:p>
     <w:p>
@@ -15730,39 +15778,39 @@
         <w:pStyle w:val="SourceCode"/>
       </w:pPr>
       <w:r>
-        <w:t>%% Returns the current time in UTC as text: 2026-09-30T12:05:07Z, the</w:t>
-      </w:r>
-    </w:p>
-    <w:p>
-      <w:pPr>
-        <w:pStyle w:val="SourceCode"/>
-      </w:pPr>
-      <w:r>
-        <w:t>%% standard ISO 8601 form, where T separates the date and the time and Z</w:t>
-      </w:r>
-    </w:p>
-    <w:p>
-      <w:pPr>
-        <w:pStyle w:val="SourceCode"/>
-      </w:pPr>
-      <w:r>
-        <w:t>%% means UTC. Remember, calendar:universal_time() reads the clock as a UTC</w:t>
-      </w:r>
-    </w:p>
-    <w:p>
-      <w:pPr>
-        <w:pStyle w:val="SourceCode"/>
-      </w:pPr>
-      <w:r>
-        <w:t>%% tuple, and ~4..0B and ~2..0B pad with 0s to 4 and 2 digits. This time</w:t>
-      </w:r>
-    </w:p>
-    <w:p>
-      <w:pPr>
-        <w:pStyle w:val="SourceCode"/>
-      </w:pPr>
-      <w:r>
-        <w:t>%% the seconds are kept, and T and Z are written as they are.</w:t>
+        <w:t>%% Returns the current UTC time as ISO 8601 text, 2026-09-30T12:05:07Z:</w:t>
+      </w:r>
+    </w:p>
+    <w:p>
+      <w:pPr>
+        <w:pStyle w:val="SourceCode"/>
+      </w:pPr>
+      <w:r>
+        <w:t>%% T separates the date and the time, Z means UTC, and both are copied as</w:t>
+      </w:r>
+    </w:p>
+    <w:p>
+      <w:pPr>
+        <w:pStyle w:val="SourceCode"/>
+      </w:pPr>
+      <w:r>
+        <w:t>%% they are (only a ~ starts a code). Remember, calendar:universal_time()</w:t>
+      </w:r>
+    </w:p>
+    <w:p>
+      <w:pPr>
+        <w:pStyle w:val="SourceCode"/>
+      </w:pPr>
+      <w:r>
+        <w:t>%% gives a UTC tuple, ~4..0B and ~2..0B pad with 0s to 4 and 2 digits, and</w:t>
+      </w:r>
+    </w:p>
+    <w:p>
+      <w:pPr>
+        <w:pStyle w:val="SourceCode"/>
+      </w:pPr>
+      <w:r>
+        <w:t>%% io_lib:format returns text that lists:flatten joins into one string.</w:t>
       </w:r>
     </w:p>
     <w:p>
@@ -17666,23 +17714,23 @@
         <w:pStyle w:val="SourceCode"/>
       </w:pPr>
       <w:r>
-        <w:t xml:space="preserve">    %% If the log itself cannot be written, the program has nowhere to</w:t>
-      </w:r>
-    </w:p>
-    <w:p>
-      <w:pPr>
-        <w:pStyle w:val="SourceCode"/>
-      </w:pPr>
-      <w:r>
-        <w:t xml:space="preserve">    %% record its events, so it stops with one Error line. The log is read</w:t>
-      </w:r>
-    </w:p>
-    <w:p>
-      <w:pPr>
-        <w:pStyle w:val="SourceCode"/>
-      </w:pPr>
-      <w:r>
-        <w:t xml:space="preserve">    %% back and printed only after every event was written.</w:t>
+        <w:t xml:space="preserve">    %% If the log cannot be written, the program has nowhere to record its</w:t>
+      </w:r>
+    </w:p>
+    <w:p>
+      <w:pPr>
+        <w:pStyle w:val="SourceCode"/>
+      </w:pPr>
+      <w:r>
+        <w:t xml:space="preserve">    %% events, so it stops with one Error line (standard_error is the error</w:t>
+      </w:r>
+    </w:p>
+    <w:p>
+      <w:pPr>
+        <w:pStyle w:val="SourceCode"/>
+      </w:pPr>
+      <w:r>
+        <w:t xml:space="preserve">    %% stream). The log is printed only after every event was written.</w:t>
       </w:r>
     </w:p>
     <w:p>
@@ -18381,31 +18429,31 @@
         <w:pStyle w:val="SourceCode"/>
       </w:pPr>
       <w:r>
-        <w:t>// Remember, the vm file cheatcodes work only under forge, inside the</w:t>
-      </w:r>
-    </w:p>
-    <w:p>
-      <w:pPr>
-        <w:pStyle w:val="SourceCode"/>
-      </w:pPr>
-      <w:r>
-        <w:t>// folder fs_permissions allows, and relative paths start from the</w:t>
-      </w:r>
-    </w:p>
-    <w:p>
-      <w:pPr>
-        <w:pStyle w:val="SourceCode"/>
-      </w:pPr>
-      <w:r>
-        <w:t>// project root, the solidity folder: app.log is written there, and ../</w:t>
-      </w:r>
-    </w:p>
-    <w:p>
-      <w:pPr>
-        <w:pStyle w:val="SourceCode"/>
-      </w:pPr>
-      <w:r>
-        <w:t>// reaches the lesson folder, where the files the script reads stay.</w:t>
+        <w:t>// Remember, the vm file cheatcodes work only under forge, only on the</w:t>
+      </w:r>
+    </w:p>
+    <w:p>
+      <w:pPr>
+        <w:pStyle w:val="SourceCode"/>
+      </w:pPr>
+      <w:r>
+        <w:t>// files fs_permissions allows, and relative paths start from the project</w:t>
+      </w:r>
+    </w:p>
+    <w:p>
+      <w:pPr>
+        <w:pStyle w:val="SourceCode"/>
+      </w:pPr>
+      <w:r>
+        <w:t>// root, the solidity folder: app.log is written there, and ../ reaches</w:t>
+      </w:r>
+    </w:p>
+    <w:p>
+      <w:pPr>
+        <w:pStyle w:val="SourceCode"/>
+      </w:pPr>
+      <w:r>
+        <w:t>// the lesson folder, where the files the script reads stay.</w:t>
       </w:r>
     </w:p>
     <w:p>
@@ -19261,23 +19309,23 @@
         <w:pStyle w:val="SourceCode"/>
       </w:pPr>
       <w:r>
-        <w:t xml:space="preserve">            // and try/catch works around a call to vm. The text itself is</w:t>
-      </w:r>
-    </w:p>
-    <w:p>
-      <w:pPr>
-        <w:pStyle w:val="SourceCode"/>
-      </w:pPr>
-      <w:r>
-        <w:t xml:space="preserve">            // not needed here, only whether the read worked, so the try</w:t>
-      </w:r>
-    </w:p>
-    <w:p>
-      <w:pPr>
-        <w:pStyle w:val="SourceCode"/>
-      </w:pPr>
-      <w:r>
-        <w:t xml:space="preserve">            // names no returns. The catch runs only for a failed read.</w:t>
+        <w:t xml:space="preserve">            // and try/catch works around a call to vm. Only whether the read</w:t>
+      </w:r>
+    </w:p>
+    <w:p>
+      <w:pPr>
+        <w:pStyle w:val="SourceCode"/>
+      </w:pPr>
+      <w:r>
+        <w:t xml:space="preserve">            // worked matters, so the try names no returns. The catch runs only</w:t>
+      </w:r>
+    </w:p>
+    <w:p>
+      <w:pPr>
+        <w:pStyle w:val="SourceCode"/>
+      </w:pPr>
+      <w:r>
+        <w:t xml:space="preserve">            // when vm fails; a revert from logEvent in the { } is not caught.</w:t>
       </w:r>
     </w:p>
     <w:p>
@@ -20116,23 +20164,23 @@
         <w:pStyle w:val="SourceCode"/>
       </w:pPr>
       <w:r>
-        <w:t>// Remember, the vm file cheatcodes work only under forge, inside the</w:t>
-      </w:r>
-    </w:p>
-    <w:p>
-      <w:pPr>
-        <w:pStyle w:val="SourceCode"/>
-      </w:pPr>
-      <w:r>
-        <w:t>// folder fs_permissions allows, and relative paths start from the</w:t>
-      </w:r>
-    </w:p>
-    <w:p>
-      <w:pPr>
-        <w:pStyle w:val="SourceCode"/>
-      </w:pPr>
-      <w:r>
-        <w:t>// project root, the solidity folder.</w:t>
+        <w:t>// Remember, the vm file cheatcodes work only under forge, only on the</w:t>
+      </w:r>
+    </w:p>
+    <w:p>
+      <w:pPr>
+        <w:pStyle w:val="SourceCode"/>
+      </w:pPr>
+      <w:r>
+        <w:t>// files fs_permissions allows, and relative paths start from the project</w:t>
+      </w:r>
+    </w:p>
+    <w:p>
+      <w:pPr>
+        <w:pStyle w:val="SourceCode"/>
+      </w:pPr>
+      <w:r>
+        <w:t>// root, the solidity folder.</w:t>
       </w:r>
     </w:p>
     <w:p>
@@ -23068,31 +23116,31 @@
       </w:rPr>
     </w:lvl>
   </w:abstractNum>
-  <w:num w:numId="1" w16cid:durableId="1816145362">
+  <w:num w:numId="1" w16cid:durableId="488712132">
     <w:abstractNumId w:val="8"/>
   </w:num>
-  <w:num w:numId="2" w16cid:durableId="1351226102">
+  <w:num w:numId="2" w16cid:durableId="530269455">
     <w:abstractNumId w:val="6"/>
   </w:num>
-  <w:num w:numId="3" w16cid:durableId="856387561">
+  <w:num w:numId="3" w16cid:durableId="1346862425">
     <w:abstractNumId w:val="5"/>
   </w:num>
-  <w:num w:numId="4" w16cid:durableId="1945190416">
+  <w:num w:numId="4" w16cid:durableId="1516192674">
     <w:abstractNumId w:val="4"/>
   </w:num>
-  <w:num w:numId="5" w16cid:durableId="1739740002">
+  <w:num w:numId="5" w16cid:durableId="1303845643">
     <w:abstractNumId w:val="7"/>
   </w:num>
-  <w:num w:numId="6" w16cid:durableId="1578905674">
+  <w:num w:numId="6" w16cid:durableId="1906448393">
     <w:abstractNumId w:val="3"/>
   </w:num>
-  <w:num w:numId="7" w16cid:durableId="1854103026">
+  <w:num w:numId="7" w16cid:durableId="682971853">
     <w:abstractNumId w:val="2"/>
   </w:num>
-  <w:num w:numId="8" w16cid:durableId="1783567689">
+  <w:num w:numId="8" w16cid:durableId="1706635012">
     <w:abstractNumId w:val="1"/>
   </w:num>
-  <w:num w:numId="9" w16cid:durableId="2129930490">
+  <w:num w:numId="9" w16cid:durableId="1740713756">
     <w:abstractNumId w:val="0"/>
   </w:num>
 </w:numbering>
